--- a/Frontend/public/File_Mau_BaoCaoTonKho.docx
+++ b/Frontend/public/File_Mau_BaoCaoTonKho.docx
@@ -95,133 +95,28 @@
           <w:szCs w:val="18"/>
         </w:rPr>
       </w:pPr>
-      <w:r>
-        <w:rPr>
-          <w:b/>
-          <w:bCs/>
-          <w:caps/>
-          <w:noProof/>
-          <w:sz w:val="18"/>
-          <w:szCs w:val="18"/>
-        </w:rPr>
-        <w:drawing>
-          <wp:inline distT="0" distB="0" distL="0" distR="0" wp14:anchorId="39157FA7" wp14:editId="7DC8FF29">
-            <wp:extent cx="675640" cy="672637"/>
-            <wp:effectExtent l="0" t="0" r="0" b="0"/>
-            <wp:docPr id="2042461522" name="Picture 1"/>
-            <wp:cNvGraphicFramePr>
-              <a:graphicFrameLocks xmlns:a="http://schemas.openxmlformats.org/drawingml/2006/main" noChangeAspect="1"/>
-            </wp:cNvGraphicFramePr>
-            <a:graphic xmlns:a="http://schemas.openxmlformats.org/drawingml/2006/main">
-              <a:graphicData uri="http://schemas.openxmlformats.org/drawingml/2006/picture">
-                <pic:pic xmlns:pic="http://schemas.openxmlformats.org/drawingml/2006/picture">
-                  <pic:nvPicPr>
-                    <pic:cNvPr id="2042461522" name="Picture 2042461522"/>
-                    <pic:cNvPicPr/>
-                  </pic:nvPicPr>
-                  <pic:blipFill>
-                    <a:blip r:embed="rId5" cstate="print">
-                      <a:extLst>
-                        <a:ext uri="{28A0092B-C50C-407E-A947-70E740481C1C}">
-                          <a14:useLocalDpi xmlns:a14="http://schemas.microsoft.com/office/drawing/2010/main" val="0"/>
-                        </a:ext>
-                      </a:extLst>
-                    </a:blip>
-                    <a:stretch>
-                      <a:fillRect/>
-                    </a:stretch>
-                  </pic:blipFill>
-                  <pic:spPr>
-                    <a:xfrm>
-                      <a:off x="0" y="0"/>
-                      <a:ext cx="688839" cy="685777"/>
-                    </a:xfrm>
-                    <a:prstGeom prst="rect">
-                      <a:avLst/>
-                    </a:prstGeom>
-                  </pic:spPr>
-                </pic:pic>
-              </a:graphicData>
-            </a:graphic>
-          </wp:inline>
-        </w:drawing>
-      </w:r>
-    </w:p>
-    <w:p>
-      <w:pPr>
-        <w:spacing w:after="100"/>
-        <w:jc w:val="center"/>
-      </w:pPr>
-      <w:r>
-        <w:rPr>
-          <w:b/>
-          <w:bCs/>
-          <w:caps/>
-          <w:sz w:val="18"/>
-          <w:szCs w:val="18"/>
-        </w:rPr>
-        <w:t>CÔNG TY TNHH THƯƠNG MẠI DỊCH VỤ THIẾT BỊ Y TẾ VÀ MÁY VĂN PHÒNG NHẬT TIẾN THANH</w:t>
-      </w:r>
     </w:p>
     <w:p>
       <w:pPr>
         <w:spacing w:after="10"/>
         <w:jc w:val="center"/>
+        <w:rPr>
+          <w:b/>
+          <w:bCs/>
+          <w:caps/>
+          <w:sz w:val="24"/>
+          <w:szCs w:val="24"/>
+        </w:rPr>
       </w:pPr>
       <w:r>
         <w:rPr>
-          <w:sz w:val="18"/>
-          <w:szCs w:val="18"/>
-        </w:rPr>
-        <w:t xml:space="preserve">Đ/c: 53 </w:t>
-      </w:r>
-      <w:proofErr w:type="spellStart"/>
-      <w:r>
-        <w:rPr>
-          <w:sz w:val="18"/>
-          <w:szCs w:val="18"/>
-        </w:rPr>
-        <w:t>Trần</w:t>
-      </w:r>
-      <w:proofErr w:type="spellEnd"/>
-      <w:r>
-        <w:rPr>
-          <w:sz w:val="18"/>
-          <w:szCs w:val="18"/>
-        </w:rPr>
-        <w:t xml:space="preserve"> Bình Trọng, </w:t>
-      </w:r>
-      <w:proofErr w:type="spellStart"/>
-      <w:r>
-        <w:rPr>
-          <w:sz w:val="18"/>
-          <w:szCs w:val="18"/>
-        </w:rPr>
-        <w:t>Phường</w:t>
-      </w:r>
-      <w:proofErr w:type="spellEnd"/>
-      <w:r>
-        <w:rPr>
-          <w:sz w:val="18"/>
-          <w:szCs w:val="18"/>
-        </w:rPr>
-        <w:t xml:space="preserve"> 1, </w:t>
-      </w:r>
-      <w:proofErr w:type="spellStart"/>
-      <w:r>
-        <w:rPr>
-          <w:sz w:val="18"/>
-          <w:szCs w:val="18"/>
-        </w:rPr>
-        <w:t>Quận</w:t>
-      </w:r>
-      <w:proofErr w:type="spellEnd"/>
-      <w:r>
-        <w:rPr>
-          <w:sz w:val="18"/>
-          <w:szCs w:val="18"/>
-        </w:rPr>
-        <w:t xml:space="preserve"> 5, TP.HCM, Việt Nam</w:t>
+          <w:b/>
+          <w:bCs/>
+          <w:caps/>
+          <w:sz w:val="24"/>
+          <w:szCs w:val="24"/>
+        </w:rPr>
+        <w:t>CÔNG TY TNHH THIẾT BỊ VĂN PHÒNG NHẬT TIẾN THANH</w:t>
       </w:r>
     </w:p>
     <w:p>
@@ -229,6 +124,141 @@
         <w:spacing w:after="200"/>
         <w:jc w:val="center"/>
       </w:pPr>
+      <w:proofErr w:type="spellStart"/>
+      <w:r>
+        <w:rPr>
+          <w:sz w:val="18"/>
+          <w:szCs w:val="18"/>
+        </w:rPr>
+        <w:t>Trụ</w:t>
+      </w:r>
+      <w:proofErr w:type="spellEnd"/>
+      <w:r>
+        <w:rPr>
+          <w:sz w:val="18"/>
+          <w:szCs w:val="18"/>
+        </w:rPr>
+        <w:t xml:space="preserve"> </w:t>
+      </w:r>
+      <w:proofErr w:type="spellStart"/>
+      <w:r>
+        <w:rPr>
+          <w:sz w:val="18"/>
+          <w:szCs w:val="18"/>
+        </w:rPr>
+        <w:t>sở</w:t>
+      </w:r>
+      <w:proofErr w:type="spellEnd"/>
+      <w:r>
+        <w:rPr>
+          <w:sz w:val="18"/>
+          <w:szCs w:val="18"/>
+        </w:rPr>
+        <w:t xml:space="preserve"> </w:t>
+      </w:r>
+      <w:proofErr w:type="spellStart"/>
+      <w:r>
+        <w:rPr>
+          <w:sz w:val="18"/>
+          <w:szCs w:val="18"/>
+        </w:rPr>
+        <w:t>chính</w:t>
+      </w:r>
+      <w:proofErr w:type="spellEnd"/>
+      <w:r>
+        <w:rPr>
+          <w:sz w:val="18"/>
+          <w:szCs w:val="18"/>
+        </w:rPr>
+        <w:t xml:space="preserve">: </w:t>
+      </w:r>
+      <w:proofErr w:type="spellStart"/>
+      <w:r>
+        <w:rPr>
+          <w:sz w:val="18"/>
+          <w:szCs w:val="18"/>
+        </w:rPr>
+        <w:t>Tòa</w:t>
+      </w:r>
+      <w:proofErr w:type="spellEnd"/>
+      <w:r>
+        <w:rPr>
+          <w:sz w:val="18"/>
+          <w:szCs w:val="18"/>
+        </w:rPr>
+        <w:t xml:space="preserve"> </w:t>
+      </w:r>
+      <w:proofErr w:type="spellStart"/>
+      <w:r>
+        <w:rPr>
+          <w:sz w:val="18"/>
+          <w:szCs w:val="18"/>
+        </w:rPr>
+        <w:t>nhà</w:t>
+      </w:r>
+      <w:proofErr w:type="spellEnd"/>
+      <w:r>
+        <w:rPr>
+          <w:sz w:val="18"/>
+          <w:szCs w:val="18"/>
+        </w:rPr>
+        <w:t xml:space="preserve"> 176 Lê Hồng Phong, </w:t>
+      </w:r>
+      <w:proofErr w:type="spellStart"/>
+      <w:r>
+        <w:rPr>
+          <w:sz w:val="18"/>
+          <w:szCs w:val="18"/>
+        </w:rPr>
+        <w:t>Phường</w:t>
+      </w:r>
+      <w:proofErr w:type="spellEnd"/>
+      <w:r>
+        <w:rPr>
+          <w:sz w:val="18"/>
+          <w:szCs w:val="18"/>
+        </w:rPr>
+        <w:t xml:space="preserve"> </w:t>
+      </w:r>
+      <w:proofErr w:type="spellStart"/>
+      <w:r>
+        <w:rPr>
+          <w:sz w:val="18"/>
+          <w:szCs w:val="18"/>
+        </w:rPr>
+        <w:t>Chợ</w:t>
+      </w:r>
+      <w:proofErr w:type="spellEnd"/>
+      <w:r>
+        <w:rPr>
+          <w:sz w:val="18"/>
+          <w:szCs w:val="18"/>
+        </w:rPr>
+        <w:t xml:space="preserve"> Quán, TP. </w:t>
+      </w:r>
+      <w:proofErr w:type="spellStart"/>
+      <w:r>
+        <w:rPr>
+          <w:sz w:val="18"/>
+          <w:szCs w:val="18"/>
+        </w:rPr>
+        <w:t>Hồ</w:t>
+      </w:r>
+      <w:proofErr w:type="spellEnd"/>
+      <w:r>
+        <w:rPr>
+          <w:sz w:val="18"/>
+          <w:szCs w:val="18"/>
+        </w:rPr>
+        <w:t xml:space="preserve"> Chí Minh</w:t>
+      </w:r>
+      <w:r>
+        <w:rPr>
+          <w:sz w:val="18"/>
+          <w:szCs w:val="18"/>
+        </w:rPr>
+        <w:t xml:space="preserve"> </w:t>
+      </w:r>
       <w:r>
         <w:rPr>
           <w:b/>
